--- a/backend/static/Compound_Interest_Handbook.docx
+++ b/backend/static/Compound_Interest_Handbook.docx
@@ -202,7 +202,7 @@
       </w:r>
       <w:r>
         <w:rPr>
-          <w:color w:val="2A2A33"/>
+          <w:color w:val="141418"/>
           <w:sz w:val="26"/>
         </w:rPr>
         <w:t>Introduction — Why Einstein Called It a Wonder</w:t>
@@ -222,7 +222,7 @@
       </w:r>
       <w:r>
         <w:rPr>
-          <w:color w:val="2A2A33"/>
+          <w:color w:val="141418"/>
           <w:sz w:val="26"/>
         </w:rPr>
         <w:t>The Formula, Broken Down</w:t>
@@ -242,7 +242,7 @@
       </w:r>
       <w:r>
         <w:rPr>
-          <w:color w:val="2A2A33"/>
+          <w:color w:val="141418"/>
           <w:sz w:val="26"/>
         </w:rPr>
         <w:t>Simple vs Compound: The Critical Difference</w:t>
@@ -262,7 +262,7 @@
       </w:r>
       <w:r>
         <w:rPr>
-          <w:color w:val="2A2A33"/>
+          <w:color w:val="141418"/>
           <w:sz w:val="26"/>
         </w:rPr>
         <w:t>The Power of TIME (Not Amount)</w:t>
@@ -282,7 +282,7 @@
       </w:r>
       <w:r>
         <w:rPr>
-          <w:color w:val="2A2A33"/>
+          <w:color w:val="141418"/>
           <w:sz w:val="26"/>
         </w:rPr>
         <w:t>The Effect of RATE: Why 1% Matters</w:t>
@@ -302,7 +302,7 @@
       </w:r>
       <w:r>
         <w:rPr>
-          <w:color w:val="2A2A33"/>
+          <w:color w:val="141418"/>
           <w:sz w:val="26"/>
         </w:rPr>
         <w:t>The Effect of FREQUENCY (Annual/Monthly/Daily)</w:t>
@@ -322,7 +322,7 @@
       </w:r>
       <w:r>
         <w:rPr>
-          <w:color w:val="2A2A33"/>
+          <w:color w:val="141418"/>
           <w:sz w:val="26"/>
         </w:rPr>
         <w:t>The Reverse Calculator: Saving for a Goal</w:t>
@@ -342,7 +342,7 @@
       </w:r>
       <w:r>
         <w:rPr>
-          <w:color w:val="2A2A33"/>
+          <w:color w:val="141418"/>
           <w:sz w:val="26"/>
         </w:rPr>
         <w:t>Real Scenarios: Retirement, Kids, House Deposit</w:t>
@@ -362,7 +362,7 @@
       </w:r>
       <w:r>
         <w:rPr>
-          <w:color w:val="2A2A33"/>
+          <w:color w:val="141418"/>
           <w:sz w:val="26"/>
         </w:rPr>
         <w:t>The Dark Side: When Compound Interest Works Against You</w:t>
@@ -382,7 +382,7 @@
       </w:r>
       <w:r>
         <w:rPr>
-          <w:color w:val="2A2A33"/>
+          <w:color w:val="141418"/>
           <w:sz w:val="26"/>
         </w:rPr>
         <w:t>Key Takeaways and Action Plan</w:t>
@@ -464,9 +464,9 @@
       <w:r>
         <w:rPr>
           <w:rFonts w:ascii="Montserrat" w:hAnsi="Montserrat" w:cs="Montserrat" w:eastAsia="Montserrat"/>
-          <w:b w:val="0"/>
+          <w:b/>
           <w:i w:val="0"/>
-          <w:color w:val="2A2A33"/>
+          <w:color w:val="141418"/>
           <w:sz w:val="22"/>
         </w:rPr>
         <w:t>"Compound interest is the eighth wonder of the world. He who understands it, earns it. He who doesn't, pays it." The quote is usually attributed to Einstein, though historians are unsure. What is certain is that compound interest is the most important single concept in personal finance — yet most people profoundly underestimate its power.</w:t>
@@ -479,9 +479,9 @@
       <w:r>
         <w:rPr>
           <w:rFonts w:ascii="Montserrat" w:hAnsi="Montserrat" w:cs="Montserrat" w:eastAsia="Montserrat"/>
-          <w:b w:val="0"/>
+          <w:b/>
           <w:i w:val="0"/>
-          <w:color w:val="2A2A33"/>
+          <w:color w:val="141418"/>
           <w:sz w:val="22"/>
         </w:rPr>
         <w:t>The reason it feels magical is that it is EXPONENTIAL, and humans are evolved to think linearly. A savings account paying 7% per year doesn't grow 7% every year from the original balance — it grows 7% of the ever-larger total, including past interest. Each year's interest itself starts earning interest.</w:t>
@@ -526,7 +526,8 @@
             <w:r>
               <w:rPr>
                 <w:rFonts w:ascii="Montserrat" w:hAnsi="Montserrat" w:cs="Montserrat" w:eastAsia="Montserrat"/>
-                <w:color w:val="2A2A33"/>
+                <w:b/>
+                <w:color w:val="141418"/>
                 <w:sz w:val="21"/>
               </w:rPr>
               <w:t>Simple interest grows in a line.</w:t>
@@ -606,9 +607,9 @@
       <w:r>
         <w:rPr>
           <w:rFonts w:ascii="Montserrat" w:hAnsi="Montserrat" w:cs="Montserrat" w:eastAsia="Montserrat"/>
-          <w:b w:val="0"/>
+          <w:b/>
           <w:i w:val="0"/>
-          <w:color w:val="2A2A33"/>
+          <w:color w:val="141418"/>
           <w:sz w:val="22"/>
         </w:rPr>
         <w:t>The compound interest formula is:</w:t>
@@ -635,9 +636,9 @@
       <w:r>
         <w:rPr>
           <w:rFonts w:ascii="Montserrat" w:hAnsi="Montserrat" w:cs="Montserrat" w:eastAsia="Montserrat"/>
-          <w:b w:val="0"/>
+          <w:b/>
           <w:i w:val="0"/>
-          <w:color w:val="2A2A33"/>
+          <w:color w:val="141418"/>
           <w:sz w:val="22"/>
         </w:rPr>
         <w:t>Where:</w:t>
@@ -649,7 +650,7 @@
       </w:pPr>
       <w:r>
         <w:rPr>
-          <w:color w:val="2A2A33"/>
+          <w:color w:val="141418"/>
           <w:sz w:val="22"/>
         </w:rPr>
         <w:t>A = Final amount</w:t>
@@ -661,7 +662,7 @@
       </w:pPr>
       <w:r>
         <w:rPr>
-          <w:color w:val="2A2A33"/>
+          <w:color w:val="141418"/>
           <w:sz w:val="22"/>
         </w:rPr>
         <w:t>P = Principal (starting amount)</w:t>
@@ -673,7 +674,7 @@
       </w:pPr>
       <w:r>
         <w:rPr>
-          <w:color w:val="2A2A33"/>
+          <w:color w:val="141418"/>
           <w:sz w:val="22"/>
         </w:rPr>
         <w:t>r = Annual interest rate (as a decimal, e.g. 0.05 for 5%)</w:t>
@@ -685,7 +686,7 @@
       </w:pPr>
       <w:r>
         <w:rPr>
-          <w:color w:val="2A2A33"/>
+          <w:color w:val="141418"/>
           <w:sz w:val="22"/>
         </w:rPr>
         <w:t>n = Compoundings per year (12 = monthly, 365 = daily)</w:t>
@@ -697,7 +698,7 @@
       </w:pPr>
       <w:r>
         <w:rPr>
-          <w:color w:val="2A2A33"/>
+          <w:color w:val="141418"/>
           <w:sz w:val="22"/>
         </w:rPr>
         <w:t>t = Time in years</w:t>
@@ -721,9 +722,9 @@
       <w:r>
         <w:rPr>
           <w:rFonts w:ascii="Montserrat" w:hAnsi="Montserrat" w:cs="Montserrat" w:eastAsia="Montserrat"/>
-          <w:b w:val="0"/>
+          <w:b/>
           <w:i w:val="0"/>
-          <w:color w:val="2A2A33"/>
+          <w:color w:val="141418"/>
           <w:sz w:val="22"/>
         </w:rPr>
         <w:t>You deposit £10,000 at 6% annually, compounded monthly, for 20 years. A = 10,000 × (1 + 0.06/12)^(12 × 20) = 10,000 × (1.005)^240 ≈ £33,102.</w:t>
@@ -736,9 +737,9 @@
       <w:r>
         <w:rPr>
           <w:rFonts w:ascii="Montserrat" w:hAnsi="Montserrat" w:cs="Montserrat" w:eastAsia="Montserrat"/>
-          <w:b w:val="0"/>
+          <w:b/>
           <w:i w:val="0"/>
-          <w:color w:val="2A2A33"/>
+          <w:color w:val="141418"/>
           <w:sz w:val="22"/>
         </w:rPr>
         <w:t>You put in £10,000. You end with £33,102. Over £23,000 of pure growth, from doing nothing but waiting.</w:t>
@@ -806,9 +807,9 @@
       <w:r>
         <w:rPr>
           <w:rFonts w:ascii="Montserrat" w:hAnsi="Montserrat" w:cs="Montserrat" w:eastAsia="Montserrat"/>
-          <w:b w:val="0"/>
+          <w:b/>
           <w:i w:val="0"/>
-          <w:color w:val="2A2A33"/>
+          <w:color w:val="141418"/>
           <w:sz w:val="22"/>
         </w:rPr>
         <w:t>Consider £10,000 invested at 7% for 40 years:</w:t>
@@ -939,7 +940,8 @@
             <w:r>
               <w:rPr>
                 <w:rFonts w:ascii="Montserrat" w:hAnsi="Montserrat" w:cs="Montserrat" w:eastAsia="Montserrat"/>
-                <w:color w:val="2A2A33"/>
+                <w:b/>
+                <w:color w:val="141418"/>
                 <w:sz w:val="18"/>
               </w:rPr>
               <w:t>Simple interest</w:t>
@@ -966,7 +968,8 @@
             <w:r>
               <w:rPr>
                 <w:rFonts w:ascii="Montserrat" w:hAnsi="Montserrat" w:cs="Montserrat" w:eastAsia="Montserrat"/>
-                <w:color w:val="2A2A33"/>
+                <w:b/>
+                <w:color w:val="141418"/>
                 <w:sz w:val="18"/>
               </w:rPr>
               <w:t>£38,000</w:t>
@@ -993,7 +996,8 @@
             <w:r>
               <w:rPr>
                 <w:rFonts w:ascii="Montserrat" w:hAnsi="Montserrat" w:cs="Montserrat" w:eastAsia="Montserrat"/>
-                <w:color w:val="2A2A33"/>
+                <w:b/>
+                <w:color w:val="141418"/>
                 <w:sz w:val="18"/>
               </w:rPr>
               <w:t>3.8× starting amount</w:t>
@@ -1025,7 +1029,8 @@
             <w:r>
               <w:rPr>
                 <w:rFonts w:ascii="Montserrat" w:hAnsi="Montserrat" w:cs="Montserrat" w:eastAsia="Montserrat"/>
-                <w:color w:val="2A2A33"/>
+                <w:b/>
+                <w:color w:val="141418"/>
                 <w:sz w:val="18"/>
               </w:rPr>
               <w:t>Compound interest (annual)</w:t>
@@ -1052,7 +1057,8 @@
             <w:r>
               <w:rPr>
                 <w:rFonts w:ascii="Montserrat" w:hAnsi="Montserrat" w:cs="Montserrat" w:eastAsia="Montserrat"/>
-                <w:color w:val="2A2A33"/>
+                <w:b/>
+                <w:color w:val="141418"/>
                 <w:sz w:val="18"/>
               </w:rPr>
               <w:t>£149,744</w:t>
@@ -1079,7 +1085,8 @@
             <w:r>
               <w:rPr>
                 <w:rFonts w:ascii="Montserrat" w:hAnsi="Montserrat" w:cs="Montserrat" w:eastAsia="Montserrat"/>
-                <w:color w:val="2A2A33"/>
+                <w:b/>
+                <w:color w:val="141418"/>
                 <w:sz w:val="18"/>
               </w:rPr>
               <w:t>14.9× starting amount</w:t>
@@ -1096,9 +1103,9 @@
       <w:r>
         <w:rPr>
           <w:rFonts w:ascii="Montserrat" w:hAnsi="Montserrat" w:cs="Montserrat" w:eastAsia="Montserrat"/>
-          <w:b w:val="0"/>
+          <w:b/>
           <w:i w:val="0"/>
-          <w:color w:val="2A2A33"/>
+          <w:color w:val="141418"/>
           <w:sz w:val="22"/>
         </w:rPr>
         <w:t>Same money. Same rate. Same time period. Four times the final wealth — purely because compound re-invests the interest to earn more interest.</w:t>
@@ -1143,7 +1150,8 @@
             <w:r>
               <w:rPr>
                 <w:rFonts w:ascii="Montserrat" w:hAnsi="Montserrat" w:cs="Montserrat" w:eastAsia="Montserrat"/>
-                <w:color w:val="2A2A33"/>
+                <w:b/>
+                <w:color w:val="141418"/>
                 <w:sz w:val="21"/>
               </w:rPr>
               <w:t>The difference between simple and compound</w:t>
@@ -1221,9 +1229,9 @@
       <w:r>
         <w:rPr>
           <w:rFonts w:ascii="Montserrat" w:hAnsi="Montserrat" w:cs="Montserrat" w:eastAsia="Montserrat"/>
-          <w:b w:val="0"/>
+          <w:b/>
           <w:i w:val="0"/>
-          <w:color w:val="2A2A33"/>
+          <w:color w:val="141418"/>
           <w:sz w:val="22"/>
         </w:rPr>
         <w:t>This may be the single most important financial chart of your life. Two investors, both retire at 65. They earn the same 7% annual return.</w:t>
@@ -1383,7 +1391,8 @@
             <w:r>
               <w:rPr>
                 <w:rFonts w:ascii="Montserrat" w:hAnsi="Montserrat" w:cs="Montserrat" w:eastAsia="Montserrat"/>
-                <w:color w:val="2A2A33"/>
+                <w:b/>
+                <w:color w:val="141418"/>
                 <w:sz w:val="18"/>
               </w:rPr>
               <w:t>Anna</w:t>
@@ -1410,7 +1419,8 @@
             <w:r>
               <w:rPr>
                 <w:rFonts w:ascii="Montserrat" w:hAnsi="Montserrat" w:cs="Montserrat" w:eastAsia="Montserrat"/>
-                <w:color w:val="2A2A33"/>
+                <w:b/>
+                <w:color w:val="141418"/>
                 <w:sz w:val="18"/>
               </w:rPr>
               <w:t>25 to 35 (10 yrs), then stops</w:t>
@@ -1437,7 +1447,8 @@
             <w:r>
               <w:rPr>
                 <w:rFonts w:ascii="Montserrat" w:hAnsi="Montserrat" w:cs="Montserrat" w:eastAsia="Montserrat"/>
-                <w:color w:val="2A2A33"/>
+                <w:b/>
+                <w:color w:val="141418"/>
                 <w:sz w:val="18"/>
               </w:rPr>
               <w:t>£24,000 (£200/mo × 10 yrs)</w:t>
@@ -1464,7 +1475,8 @@
             <w:r>
               <w:rPr>
                 <w:rFonts w:ascii="Montserrat" w:hAnsi="Montserrat" w:cs="Montserrat" w:eastAsia="Montserrat"/>
-                <w:color w:val="2A2A33"/>
+                <w:b/>
+                <w:color w:val="141418"/>
                 <w:sz w:val="18"/>
               </w:rPr>
               <w:t>£266,000</w:t>
@@ -1496,7 +1508,8 @@
             <w:r>
               <w:rPr>
                 <w:rFonts w:ascii="Montserrat" w:hAnsi="Montserrat" w:cs="Montserrat" w:eastAsia="Montserrat"/>
-                <w:color w:val="2A2A33"/>
+                <w:b/>
+                <w:color w:val="141418"/>
                 <w:sz w:val="18"/>
               </w:rPr>
               <w:t>Ben</w:t>
@@ -1523,7 +1536,8 @@
             <w:r>
               <w:rPr>
                 <w:rFonts w:ascii="Montserrat" w:hAnsi="Montserrat" w:cs="Montserrat" w:eastAsia="Montserrat"/>
-                <w:color w:val="2A2A33"/>
+                <w:b/>
+                <w:color w:val="141418"/>
                 <w:sz w:val="18"/>
               </w:rPr>
               <w:t>35 to 65 (30 yrs)</w:t>
@@ -1550,7 +1564,8 @@
             <w:r>
               <w:rPr>
                 <w:rFonts w:ascii="Montserrat" w:hAnsi="Montserrat" w:cs="Montserrat" w:eastAsia="Montserrat"/>
-                <w:color w:val="2A2A33"/>
+                <w:b/>
+                <w:color w:val="141418"/>
                 <w:sz w:val="18"/>
               </w:rPr>
               <w:t>£72,000 (£200/mo × 30 yrs)</w:t>
@@ -1577,7 +1592,8 @@
             <w:r>
               <w:rPr>
                 <w:rFonts w:ascii="Montserrat" w:hAnsi="Montserrat" w:cs="Montserrat" w:eastAsia="Montserrat"/>
-                <w:color w:val="2A2A33"/>
+                <w:b/>
+                <w:color w:val="141418"/>
                 <w:sz w:val="18"/>
               </w:rPr>
               <w:t>£245,000</w:t>
@@ -1594,9 +1610,9 @@
       <w:r>
         <w:rPr>
           <w:rFonts w:ascii="Montserrat" w:hAnsi="Montserrat" w:cs="Montserrat" w:eastAsia="Montserrat"/>
-          <w:b w:val="0"/>
+          <w:b/>
           <w:i w:val="0"/>
-          <w:color w:val="2A2A33"/>
+          <w:color w:val="141418"/>
           <w:sz w:val="22"/>
         </w:rPr>
         <w:t>Anna invested only £24,000 and stopped. Ben invested THREE TIMES as much, for THREE TIMES as long. Anna still ends up with more.</w:t>
@@ -1609,9 +1625,9 @@
       <w:r>
         <w:rPr>
           <w:rFonts w:ascii="Montserrat" w:hAnsi="Montserrat" w:cs="Montserrat" w:eastAsia="Montserrat"/>
-          <w:b w:val="0"/>
+          <w:b/>
           <w:i w:val="0"/>
-          <w:color w:val="2A2A33"/>
+          <w:color w:val="141418"/>
           <w:sz w:val="22"/>
         </w:rPr>
         <w:t>Why? Anna's money had 10 extra years of compounding. Those 10 years are worth more than the next 30 combined.</w:t>
@@ -1656,7 +1672,8 @@
             <w:r>
               <w:rPr>
                 <w:rFonts w:ascii="Montserrat" w:hAnsi="Montserrat" w:cs="Montserrat" w:eastAsia="Montserrat"/>
-                <w:color w:val="2A2A33"/>
+                <w:b/>
+                <w:color w:val="141418"/>
                 <w:sz w:val="21"/>
               </w:rPr>
               <w:t>Starting early beats investing more.</w:t>
@@ -1734,9 +1751,9 @@
       <w:r>
         <w:rPr>
           <w:rFonts w:ascii="Montserrat" w:hAnsi="Montserrat" w:cs="Montserrat" w:eastAsia="Montserrat"/>
-          <w:b w:val="0"/>
+          <w:b/>
           <w:i w:val="0"/>
-          <w:color w:val="2A2A33"/>
+          <w:color w:val="141418"/>
           <w:sz w:val="22"/>
         </w:rPr>
         <w:t>£10,000 invested for 30 years at different rates:</w:t>
@@ -1867,7 +1884,8 @@
             <w:r>
               <w:rPr>
                 <w:rFonts w:ascii="Montserrat" w:hAnsi="Montserrat" w:cs="Montserrat" w:eastAsia="Montserrat"/>
-                <w:color w:val="2A2A33"/>
+                <w:b/>
+                <w:color w:val="141418"/>
                 <w:sz w:val="18"/>
               </w:rPr>
               <w:t>3%</w:t>
@@ -1894,7 +1912,8 @@
             <w:r>
               <w:rPr>
                 <w:rFonts w:ascii="Montserrat" w:hAnsi="Montserrat" w:cs="Montserrat" w:eastAsia="Montserrat"/>
-                <w:color w:val="2A2A33"/>
+                <w:b/>
+                <w:color w:val="141418"/>
                 <w:sz w:val="18"/>
               </w:rPr>
               <w:t>£24,273</w:t>
@@ -1921,7 +1940,8 @@
             <w:r>
               <w:rPr>
                 <w:rFonts w:ascii="Montserrat" w:hAnsi="Montserrat" w:cs="Montserrat" w:eastAsia="Montserrat"/>
-                <w:color w:val="2A2A33"/>
+                <w:b/>
+                <w:color w:val="141418"/>
                 <w:sz w:val="18"/>
               </w:rPr>
               <w:t>—</w:t>
@@ -1953,7 +1973,8 @@
             <w:r>
               <w:rPr>
                 <w:rFonts w:ascii="Montserrat" w:hAnsi="Montserrat" w:cs="Montserrat" w:eastAsia="Montserrat"/>
-                <w:color w:val="2A2A33"/>
+                <w:b/>
+                <w:color w:val="141418"/>
                 <w:sz w:val="18"/>
               </w:rPr>
               <w:t>4%</w:t>
@@ -1980,7 +2001,8 @@
             <w:r>
               <w:rPr>
                 <w:rFonts w:ascii="Montserrat" w:hAnsi="Montserrat" w:cs="Montserrat" w:eastAsia="Montserrat"/>
-                <w:color w:val="2A2A33"/>
+                <w:b/>
+                <w:color w:val="141418"/>
                 <w:sz w:val="18"/>
               </w:rPr>
               <w:t>£32,434</w:t>
@@ -2007,7 +2029,8 @@
             <w:r>
               <w:rPr>
                 <w:rFonts w:ascii="Montserrat" w:hAnsi="Montserrat" w:cs="Montserrat" w:eastAsia="Montserrat"/>
-                <w:color w:val="2A2A33"/>
+                <w:b/>
+                <w:color w:val="141418"/>
                 <w:sz w:val="18"/>
               </w:rPr>
               <w:t>Baseline</w:t>
@@ -2039,7 +2062,8 @@
             <w:r>
               <w:rPr>
                 <w:rFonts w:ascii="Montserrat" w:hAnsi="Montserrat" w:cs="Montserrat" w:eastAsia="Montserrat"/>
-                <w:color w:val="2A2A33"/>
+                <w:b/>
+                <w:color w:val="141418"/>
                 <w:sz w:val="18"/>
               </w:rPr>
               <w:t>5%</w:t>
@@ -2066,7 +2090,8 @@
             <w:r>
               <w:rPr>
                 <w:rFonts w:ascii="Montserrat" w:hAnsi="Montserrat" w:cs="Montserrat" w:eastAsia="Montserrat"/>
-                <w:color w:val="2A2A33"/>
+                <w:b/>
+                <w:color w:val="141418"/>
                 <w:sz w:val="18"/>
               </w:rPr>
               <w:t>£43,219</w:t>
@@ -2093,7 +2118,8 @@
             <w:r>
               <w:rPr>
                 <w:rFonts w:ascii="Montserrat" w:hAnsi="Montserrat" w:cs="Montserrat" w:eastAsia="Montserrat"/>
-                <w:color w:val="2A2A33"/>
+                <w:b/>
+                <w:color w:val="141418"/>
                 <w:sz w:val="18"/>
               </w:rPr>
               <w:t>+£10,785</w:t>
@@ -2125,7 +2151,8 @@
             <w:r>
               <w:rPr>
                 <w:rFonts w:ascii="Montserrat" w:hAnsi="Montserrat" w:cs="Montserrat" w:eastAsia="Montserrat"/>
-                <w:color w:val="2A2A33"/>
+                <w:b/>
+                <w:color w:val="141418"/>
                 <w:sz w:val="18"/>
               </w:rPr>
               <w:t>6%</w:t>
@@ -2152,7 +2179,8 @@
             <w:r>
               <w:rPr>
                 <w:rFonts w:ascii="Montserrat" w:hAnsi="Montserrat" w:cs="Montserrat" w:eastAsia="Montserrat"/>
-                <w:color w:val="2A2A33"/>
+                <w:b/>
+                <w:color w:val="141418"/>
                 <w:sz w:val="18"/>
               </w:rPr>
               <w:t>£57,435</w:t>
@@ -2179,7 +2207,8 @@
             <w:r>
               <w:rPr>
                 <w:rFonts w:ascii="Montserrat" w:hAnsi="Montserrat" w:cs="Montserrat" w:eastAsia="Montserrat"/>
-                <w:color w:val="2A2A33"/>
+                <w:b/>
+                <w:color w:val="141418"/>
                 <w:sz w:val="18"/>
               </w:rPr>
               <w:t>+£25,001</w:t>
@@ -2211,7 +2240,8 @@
             <w:r>
               <w:rPr>
                 <w:rFonts w:ascii="Montserrat" w:hAnsi="Montserrat" w:cs="Montserrat" w:eastAsia="Montserrat"/>
-                <w:color w:val="2A2A33"/>
+                <w:b/>
+                <w:color w:val="141418"/>
                 <w:sz w:val="18"/>
               </w:rPr>
               <w:t>7%</w:t>
@@ -2238,7 +2268,8 @@
             <w:r>
               <w:rPr>
                 <w:rFonts w:ascii="Montserrat" w:hAnsi="Montserrat" w:cs="Montserrat" w:eastAsia="Montserrat"/>
-                <w:color w:val="2A2A33"/>
+                <w:b/>
+                <w:color w:val="141418"/>
                 <w:sz w:val="18"/>
               </w:rPr>
               <w:t>£76,123</w:t>
@@ -2265,7 +2296,8 @@
             <w:r>
               <w:rPr>
                 <w:rFonts w:ascii="Montserrat" w:hAnsi="Montserrat" w:cs="Montserrat" w:eastAsia="Montserrat"/>
-                <w:color w:val="2A2A33"/>
+                <w:b/>
+                <w:color w:val="141418"/>
                 <w:sz w:val="18"/>
               </w:rPr>
               <w:t>+£43,689</w:t>
@@ -2297,7 +2329,8 @@
             <w:r>
               <w:rPr>
                 <w:rFonts w:ascii="Montserrat" w:hAnsi="Montserrat" w:cs="Montserrat" w:eastAsia="Montserrat"/>
-                <w:color w:val="2A2A33"/>
+                <w:b/>
+                <w:color w:val="141418"/>
                 <w:sz w:val="18"/>
               </w:rPr>
               <w:t>8%</w:t>
@@ -2324,7 +2357,8 @@
             <w:r>
               <w:rPr>
                 <w:rFonts w:ascii="Montserrat" w:hAnsi="Montserrat" w:cs="Montserrat" w:eastAsia="Montserrat"/>
-                <w:color w:val="2A2A33"/>
+                <w:b/>
+                <w:color w:val="141418"/>
                 <w:sz w:val="18"/>
               </w:rPr>
               <w:t>£100,627</w:t>
@@ -2351,7 +2385,8 @@
             <w:r>
               <w:rPr>
                 <w:rFonts w:ascii="Montserrat" w:hAnsi="Montserrat" w:cs="Montserrat" w:eastAsia="Montserrat"/>
-                <w:color w:val="2A2A33"/>
+                <w:b/>
+                <w:color w:val="141418"/>
                 <w:sz w:val="18"/>
               </w:rPr>
               <w:t>+£68,193</w:t>
@@ -2368,9 +2403,9 @@
       <w:r>
         <w:rPr>
           <w:rFonts w:ascii="Montserrat" w:hAnsi="Montserrat" w:cs="Montserrat" w:eastAsia="Montserrat"/>
-          <w:b w:val="0"/>
+          <w:b/>
           <w:i w:val="0"/>
-          <w:color w:val="2A2A33"/>
+          <w:color w:val="141418"/>
           <w:sz w:val="22"/>
         </w:rPr>
         <w:t>A 1% higher rate over 30 years adds £10,000+ on just £10k starting capital. This is why paying a 1.5% fund management fee instead of 0.2% is catastrophic over a career.</w:t>
@@ -2415,7 +2450,8 @@
             <w:r>
               <w:rPr>
                 <w:rFonts w:ascii="Montserrat" w:hAnsi="Montserrat" w:cs="Montserrat" w:eastAsia="Montserrat"/>
-                <w:color w:val="2A2A33"/>
+                <w:b/>
+                <w:color w:val="141418"/>
                 <w:sz w:val="21"/>
               </w:rPr>
               <w:t>Low-cost index funds keep your 1% in your pocket.</w:t>
@@ -2493,9 +2529,9 @@
       <w:r>
         <w:rPr>
           <w:rFonts w:ascii="Montserrat" w:hAnsi="Montserrat" w:cs="Montserrat" w:eastAsia="Montserrat"/>
-          <w:b w:val="0"/>
+          <w:b/>
           <w:i w:val="0"/>
-          <w:color w:val="2A2A33"/>
+          <w:color w:val="141418"/>
           <w:sz w:val="22"/>
         </w:rPr>
         <w:t>£10,000 at 6% for 20 years, compounded at different intervals:</w:t>
@@ -2626,7 +2662,8 @@
             <w:r>
               <w:rPr>
                 <w:rFonts w:ascii="Montserrat" w:hAnsi="Montserrat" w:cs="Montserrat" w:eastAsia="Montserrat"/>
-                <w:color w:val="2A2A33"/>
+                <w:b/>
+                <w:color w:val="141418"/>
                 <w:sz w:val="18"/>
               </w:rPr>
               <w:t>Annually (n=1)</w:t>
@@ -2653,7 +2690,8 @@
             <w:r>
               <w:rPr>
                 <w:rFonts w:ascii="Montserrat" w:hAnsi="Montserrat" w:cs="Montserrat" w:eastAsia="Montserrat"/>
-                <w:color w:val="2A2A33"/>
+                <w:b/>
+                <w:color w:val="141418"/>
                 <w:sz w:val="18"/>
               </w:rPr>
               <w:t>(1.06)^20</w:t>
@@ -2680,7 +2718,8 @@
             <w:r>
               <w:rPr>
                 <w:rFonts w:ascii="Montserrat" w:hAnsi="Montserrat" w:cs="Montserrat" w:eastAsia="Montserrat"/>
-                <w:color w:val="2A2A33"/>
+                <w:b/>
+                <w:color w:val="141418"/>
                 <w:sz w:val="18"/>
               </w:rPr>
               <w:t>£32,071</w:t>
@@ -2712,7 +2751,8 @@
             <w:r>
               <w:rPr>
                 <w:rFonts w:ascii="Montserrat" w:hAnsi="Montserrat" w:cs="Montserrat" w:eastAsia="Montserrat"/>
-                <w:color w:val="2A2A33"/>
+                <w:b/>
+                <w:color w:val="141418"/>
                 <w:sz w:val="18"/>
               </w:rPr>
               <w:t>Quarterly (n=4)</w:t>
@@ -2739,7 +2779,8 @@
             <w:r>
               <w:rPr>
                 <w:rFonts w:ascii="Montserrat" w:hAnsi="Montserrat" w:cs="Montserrat" w:eastAsia="Montserrat"/>
-                <w:color w:val="2A2A33"/>
+                <w:b/>
+                <w:color w:val="141418"/>
                 <w:sz w:val="18"/>
               </w:rPr>
               <w:t>(1.015)^80</w:t>
@@ -2766,7 +2807,8 @@
             <w:r>
               <w:rPr>
                 <w:rFonts w:ascii="Montserrat" w:hAnsi="Montserrat" w:cs="Montserrat" w:eastAsia="Montserrat"/>
-                <w:color w:val="2A2A33"/>
+                <w:b/>
+                <w:color w:val="141418"/>
                 <w:sz w:val="18"/>
               </w:rPr>
               <w:t>£32,907</w:t>
@@ -2798,7 +2840,8 @@
             <w:r>
               <w:rPr>
                 <w:rFonts w:ascii="Montserrat" w:hAnsi="Montserrat" w:cs="Montserrat" w:eastAsia="Montserrat"/>
-                <w:color w:val="2A2A33"/>
+                <w:b/>
+                <w:color w:val="141418"/>
                 <w:sz w:val="18"/>
               </w:rPr>
               <w:t>Monthly (n=12)</w:t>
@@ -2825,7 +2868,8 @@
             <w:r>
               <w:rPr>
                 <w:rFonts w:ascii="Montserrat" w:hAnsi="Montserrat" w:cs="Montserrat" w:eastAsia="Montserrat"/>
-                <w:color w:val="2A2A33"/>
+                <w:b/>
+                <w:color w:val="141418"/>
                 <w:sz w:val="18"/>
               </w:rPr>
               <w:t>(1.005)^240</w:t>
@@ -2852,7 +2896,8 @@
             <w:r>
               <w:rPr>
                 <w:rFonts w:ascii="Montserrat" w:hAnsi="Montserrat" w:cs="Montserrat" w:eastAsia="Montserrat"/>
-                <w:color w:val="2A2A33"/>
+                <w:b/>
+                <w:color w:val="141418"/>
                 <w:sz w:val="18"/>
               </w:rPr>
               <w:t>£33,102</w:t>
@@ -2884,7 +2929,8 @@
             <w:r>
               <w:rPr>
                 <w:rFonts w:ascii="Montserrat" w:hAnsi="Montserrat" w:cs="Montserrat" w:eastAsia="Montserrat"/>
-                <w:color w:val="2A2A33"/>
+                <w:b/>
+                <w:color w:val="141418"/>
                 <w:sz w:val="18"/>
               </w:rPr>
               <w:t>Daily (n=365)</w:t>
@@ -2911,7 +2957,8 @@
             <w:r>
               <w:rPr>
                 <w:rFonts w:ascii="Montserrat" w:hAnsi="Montserrat" w:cs="Montserrat" w:eastAsia="Montserrat"/>
-                <w:color w:val="2A2A33"/>
+                <w:b/>
+                <w:color w:val="141418"/>
                 <w:sz w:val="18"/>
               </w:rPr>
               <w:t>(1.000164)^7,300</w:t>
@@ -2938,7 +2985,8 @@
             <w:r>
               <w:rPr>
                 <w:rFonts w:ascii="Montserrat" w:hAnsi="Montserrat" w:cs="Montserrat" w:eastAsia="Montserrat"/>
-                <w:color w:val="2A2A33"/>
+                <w:b/>
+                <w:color w:val="141418"/>
                 <w:sz w:val="18"/>
               </w:rPr>
               <w:t>£33,198</w:t>
@@ -2970,7 +3018,8 @@
             <w:r>
               <w:rPr>
                 <w:rFonts w:ascii="Montserrat" w:hAnsi="Montserrat" w:cs="Montserrat" w:eastAsia="Montserrat"/>
-                <w:color w:val="2A2A33"/>
+                <w:b/>
+                <w:color w:val="141418"/>
                 <w:sz w:val="18"/>
               </w:rPr>
               <w:t>Continuous</w:t>
@@ -2997,7 +3046,8 @@
             <w:r>
               <w:rPr>
                 <w:rFonts w:ascii="Montserrat" w:hAnsi="Montserrat" w:cs="Montserrat" w:eastAsia="Montserrat"/>
-                <w:color w:val="2A2A33"/>
+                <w:b/>
+                <w:color w:val="141418"/>
                 <w:sz w:val="18"/>
               </w:rPr>
               <w:t>e^(0.06 × 20)</w:t>
@@ -3024,7 +3074,8 @@
             <w:r>
               <w:rPr>
                 <w:rFonts w:ascii="Montserrat" w:hAnsi="Montserrat" w:cs="Montserrat" w:eastAsia="Montserrat"/>
-                <w:color w:val="2A2A33"/>
+                <w:b/>
+                <w:color w:val="141418"/>
                 <w:sz w:val="18"/>
               </w:rPr>
               <w:t>£33,201</w:t>
@@ -3041,9 +3092,9 @@
       <w:r>
         <w:rPr>
           <w:rFonts w:ascii="Montserrat" w:hAnsi="Montserrat" w:cs="Montserrat" w:eastAsia="Montserrat"/>
-          <w:b w:val="0"/>
+          <w:b/>
           <w:i w:val="0"/>
-          <w:color w:val="2A2A33"/>
+          <w:color w:val="141418"/>
           <w:sz w:val="22"/>
         </w:rPr>
         <w:t>More-frequent compounding helps, but with diminishing returns. Moving from annual to monthly is worth about £1,000 here. Moving from monthly to daily is worth only £100 more. Don't obsess over this — rate and time matter far more.</w:t>
@@ -3111,9 +3162,9 @@
       <w:r>
         <w:rPr>
           <w:rFonts w:ascii="Montserrat" w:hAnsi="Montserrat" w:cs="Montserrat" w:eastAsia="Montserrat"/>
-          <w:b w:val="0"/>
+          <w:b/>
           <w:i w:val="0"/>
-          <w:color w:val="2A2A33"/>
+          <w:color w:val="141418"/>
           <w:sz w:val="22"/>
         </w:rPr>
         <w:t>Often the useful question is not "how much will I have?" but "how much should I save?"</w:t>
@@ -3150,9 +3201,9 @@
       <w:r>
         <w:rPr>
           <w:rFonts w:ascii="Montserrat" w:hAnsi="Montserrat" w:cs="Montserrat" w:eastAsia="Montserrat"/>
-          <w:b w:val="0"/>
+          <w:b/>
           <w:i w:val="0"/>
-          <w:color w:val="2A2A33"/>
+          <w:color w:val="141418"/>
           <w:sz w:val="22"/>
         </w:rPr>
         <w:t>Where FV = target value, r = monthly rate, n = number of months.</w:t>
@@ -3176,9 +3227,9 @@
       <w:r>
         <w:rPr>
           <w:rFonts w:ascii="Montserrat" w:hAnsi="Montserrat" w:cs="Montserrat" w:eastAsia="Montserrat"/>
-          <w:b w:val="0"/>
+          <w:b/>
           <w:i w:val="0"/>
-          <w:color w:val="2A2A33"/>
+          <w:color w:val="141418"/>
           <w:sz w:val="22"/>
         </w:rPr>
         <w:t>You want £100,000 in 20 years. Assumed return: 7% annual (0.583% monthly).</w:t>
@@ -3191,9 +3242,9 @@
       <w:r>
         <w:rPr>
           <w:rFonts w:ascii="Montserrat" w:hAnsi="Montserrat" w:cs="Montserrat" w:eastAsia="Montserrat"/>
-          <w:b w:val="0"/>
+          <w:b/>
           <w:i w:val="0"/>
-          <w:color w:val="2A2A33"/>
+          <w:color w:val="141418"/>
           <w:sz w:val="22"/>
         </w:rPr>
         <w:t>PMT = 100,000 × 0.00583 / ((1.00583)^240 − 1) ≈ £192/month</w:t>
@@ -3238,7 +3289,8 @@
             <w:r>
               <w:rPr>
                 <w:rFonts w:ascii="Montserrat" w:hAnsi="Montserrat" w:cs="Montserrat" w:eastAsia="Montserrat"/>
-                <w:color w:val="2A2A33"/>
+                <w:b/>
+                <w:color w:val="141418"/>
                 <w:sz w:val="21"/>
               </w:rPr>
               <w:t>£192/month for 20 years → £100,000.</w:t>
@@ -3327,9 +3379,9 @@
       <w:r>
         <w:rPr>
           <w:rFonts w:ascii="Montserrat" w:hAnsi="Montserrat" w:cs="Montserrat" w:eastAsia="Montserrat"/>
-          <w:b w:val="0"/>
+          <w:b/>
           <w:i w:val="0"/>
-          <w:color w:val="2A2A33"/>
+          <w:color w:val="141418"/>
           <w:sz w:val="22"/>
         </w:rPr>
         <w:t>£300/month into a pension at 7% from age 30 to 65 = £543,000. The same £300/month from age 45 to 65 = only £156,000. 15 extra years = 3.5× more wealth.</w:t>
@@ -3353,9 +3405,9 @@
       <w:r>
         <w:rPr>
           <w:rFonts w:ascii="Montserrat" w:hAnsi="Montserrat" w:cs="Montserrat" w:eastAsia="Montserrat"/>
-          <w:b w:val="0"/>
+          <w:b/>
           <w:i w:val="0"/>
-          <w:color w:val="2A2A33"/>
+          <w:color w:val="141418"/>
           <w:sz w:val="22"/>
         </w:rPr>
         <w:t>£100/month in a Junior ISA at 6% for 18 years = £38,929. £21,600 of that is your contribution — £17,329 is pure compounding growth.</w:t>
@@ -3379,9 +3431,9 @@
       <w:r>
         <w:rPr>
           <w:rFonts w:ascii="Montserrat" w:hAnsi="Montserrat" w:cs="Montserrat" w:eastAsia="Montserrat"/>
-          <w:b w:val="0"/>
+          <w:b/>
           <w:i w:val="0"/>
-          <w:color w:val="2A2A33"/>
+          <w:color w:val="141418"/>
           <w:sz w:val="22"/>
         </w:rPr>
         <w:t>Target £30,000 in 7 years at 5% = £300/month. At 3% (cash savings only) you'd need £325/month. A Lifetime ISA with its 25% government bonus turns £300/month into your full £30,000 in ~5 years.</w:t>
@@ -3426,7 +3478,8 @@
             <w:r>
               <w:rPr>
                 <w:rFonts w:ascii="Montserrat" w:hAnsi="Montserrat" w:cs="Montserrat" w:eastAsia="Montserrat"/>
-                <w:color w:val="2A2A33"/>
+                <w:b/>
+                <w:color w:val="141418"/>
                 <w:sz w:val="21"/>
               </w:rPr>
               <w:t>Pair compounding with government-boosted accounts</w:t>
@@ -3506,9 +3559,9 @@
       <w:r>
         <w:rPr>
           <w:rFonts w:ascii="Montserrat" w:hAnsi="Montserrat" w:cs="Montserrat" w:eastAsia="Montserrat"/>
-          <w:b w:val="0"/>
+          <w:b/>
           <w:i w:val="0"/>
-          <w:color w:val="2A2A33"/>
+          <w:color w:val="141418"/>
           <w:sz w:val="22"/>
         </w:rPr>
         <w:t>The same mathematical force that grows your wealth grows your debt — only faster, because consumer debt rates are typically far higher than investment returns.</w:t>
@@ -3639,7 +3692,8 @@
             <w:r>
               <w:rPr>
                 <w:rFonts w:ascii="Montserrat" w:hAnsi="Montserrat" w:cs="Montserrat" w:eastAsia="Montserrat"/>
-                <w:color w:val="2A2A33"/>
+                <w:b/>
+                <w:color w:val="141418"/>
                 <w:sz w:val="18"/>
               </w:rPr>
               <w:t>Mortgage</w:t>
@@ -3666,7 +3720,8 @@
             <w:r>
               <w:rPr>
                 <w:rFonts w:ascii="Montserrat" w:hAnsi="Montserrat" w:cs="Montserrat" w:eastAsia="Montserrat"/>
-                <w:color w:val="2A2A33"/>
+                <w:b/>
+                <w:color w:val="141418"/>
                 <w:sz w:val="18"/>
               </w:rPr>
               <w:t>4–6%</w:t>
@@ -3693,7 +3748,8 @@
             <w:r>
               <w:rPr>
                 <w:rFonts w:ascii="Montserrat" w:hAnsi="Montserrat" w:cs="Montserrat" w:eastAsia="Montserrat"/>
-                <w:color w:val="2A2A33"/>
+                <w:b/>
+                <w:color w:val="141418"/>
                 <w:sz w:val="18"/>
               </w:rPr>
               <w:t>£1,480 – £1,790</w:t>
@@ -3725,7 +3781,8 @@
             <w:r>
               <w:rPr>
                 <w:rFonts w:ascii="Montserrat" w:hAnsi="Montserrat" w:cs="Montserrat" w:eastAsia="Montserrat"/>
-                <w:color w:val="2A2A33"/>
+                <w:b/>
+                <w:color w:val="141418"/>
                 <w:sz w:val="18"/>
               </w:rPr>
               <w:t>Personal loan</w:t>
@@ -3752,7 +3809,8 @@
             <w:r>
               <w:rPr>
                 <w:rFonts w:ascii="Montserrat" w:hAnsi="Montserrat" w:cs="Montserrat" w:eastAsia="Montserrat"/>
-                <w:color w:val="2A2A33"/>
+                <w:b/>
+                <w:color w:val="141418"/>
                 <w:sz w:val="18"/>
               </w:rPr>
               <w:t>8–15%</w:t>
@@ -3779,7 +3837,8 @@
             <w:r>
               <w:rPr>
                 <w:rFonts w:ascii="Montserrat" w:hAnsi="Montserrat" w:cs="Montserrat" w:eastAsia="Montserrat"/>
-                <w:color w:val="2A2A33"/>
+                <w:b/>
+                <w:color w:val="141418"/>
                 <w:sz w:val="18"/>
               </w:rPr>
               <w:t>£2,160 – £4,046</w:t>
@@ -3811,7 +3870,8 @@
             <w:r>
               <w:rPr>
                 <w:rFonts w:ascii="Montserrat" w:hAnsi="Montserrat" w:cs="Montserrat" w:eastAsia="Montserrat"/>
-                <w:color w:val="2A2A33"/>
+                <w:b/>
+                <w:color w:val="141418"/>
                 <w:sz w:val="18"/>
               </w:rPr>
               <w:t>Credit card</w:t>
@@ -3838,7 +3898,8 @@
             <w:r>
               <w:rPr>
                 <w:rFonts w:ascii="Montserrat" w:hAnsi="Montserrat" w:cs="Montserrat" w:eastAsia="Montserrat"/>
-                <w:color w:val="2A2A33"/>
+                <w:b/>
+                <w:color w:val="141418"/>
                 <w:sz w:val="18"/>
               </w:rPr>
               <w:t>20–30%</w:t>
@@ -3865,7 +3926,8 @@
             <w:r>
               <w:rPr>
                 <w:rFonts w:ascii="Montserrat" w:hAnsi="Montserrat" w:cs="Montserrat" w:eastAsia="Montserrat"/>
-                <w:color w:val="2A2A33"/>
+                <w:b/>
+                <w:color w:val="141418"/>
                 <w:sz w:val="18"/>
               </w:rPr>
               <w:t>£6,192 – £13,786</w:t>
@@ -3897,7 +3959,8 @@
             <w:r>
               <w:rPr>
                 <w:rFonts w:ascii="Montserrat" w:hAnsi="Montserrat" w:cs="Montserrat" w:eastAsia="Montserrat"/>
-                <w:color w:val="2A2A33"/>
+                <w:b/>
+                <w:color w:val="141418"/>
                 <w:sz w:val="18"/>
               </w:rPr>
               <w:t>Payday loan</w:t>
@@ -3924,7 +3987,8 @@
             <w:r>
               <w:rPr>
                 <w:rFonts w:ascii="Montserrat" w:hAnsi="Montserrat" w:cs="Montserrat" w:eastAsia="Montserrat"/>
-                <w:color w:val="2A2A33"/>
+                <w:b/>
+                <w:color w:val="141418"/>
                 <w:sz w:val="18"/>
               </w:rPr>
               <w:t>400%+</w:t>
@@ -3951,7 +4015,8 @@
             <w:r>
               <w:rPr>
                 <w:rFonts w:ascii="Montserrat" w:hAnsi="Montserrat" w:cs="Montserrat" w:eastAsia="Montserrat"/>
-                <w:color w:val="2A2A33"/>
+                <w:b/>
+                <w:color w:val="141418"/>
                 <w:sz w:val="18"/>
               </w:rPr>
               <w:t>Catastrophic</w:t>
@@ -3968,9 +4033,9 @@
       <w:r>
         <w:rPr>
           <w:rFonts w:ascii="Montserrat" w:hAnsi="Montserrat" w:cs="Montserrat" w:eastAsia="Montserrat"/>
-          <w:b w:val="0"/>
+          <w:b/>
           <w:i w:val="0"/>
-          <w:color w:val="2A2A33"/>
+          <w:color w:val="141418"/>
           <w:sz w:val="22"/>
         </w:rPr>
         <w:t>Minimum-payment credit card debt is financial quicksand. The bank is compounding YOUR money into THEIR pocket, often at rates 3–5× faster than your investments can grow. Kill high-interest debt before investing.</w:t>
@@ -4015,7 +4080,8 @@
             <w:r>
               <w:rPr>
                 <w:rFonts w:ascii="Montserrat" w:hAnsi="Montserrat" w:cs="Montserrat" w:eastAsia="Montserrat"/>
-                <w:color w:val="2A2A33"/>
+                <w:b/>
+                <w:color w:val="141418"/>
                 <w:sz w:val="21"/>
               </w:rPr>
               <w:t>The question isn't whether compound interest will shape your life.</w:t>
@@ -4092,7 +4158,7 @@
       </w:pPr>
       <w:r>
         <w:rPr>
-          <w:color w:val="2A2A33"/>
+          <w:color w:val="141418"/>
           <w:sz w:val="22"/>
         </w:rPr>
         <w:t>Compound = interest earning interest. It's exponential, not linear.</w:t>
@@ -4104,7 +4170,7 @@
       </w:pPr>
       <w:r>
         <w:rPr>
-          <w:color w:val="2A2A33"/>
+          <w:color w:val="141418"/>
           <w:sz w:val="22"/>
         </w:rPr>
         <w:t>TIME matters more than AMOUNT — start as early as possible.</w:t>
@@ -4116,7 +4182,7 @@
       </w:pPr>
       <w:r>
         <w:rPr>
-          <w:color w:val="2A2A33"/>
+          <w:color w:val="141418"/>
           <w:sz w:val="22"/>
         </w:rPr>
         <w:t>1% more return can mean hundreds of thousands of pounds over a career.</w:t>
@@ -4128,7 +4194,7 @@
       </w:pPr>
       <w:r>
         <w:rPr>
-          <w:color w:val="2A2A33"/>
+          <w:color w:val="141418"/>
           <w:sz w:val="22"/>
         </w:rPr>
         <w:t>Monthly/daily compounding is nice but not critical. Rate + time are what matter.</w:t>
@@ -4140,7 +4206,7 @@
       </w:pPr>
       <w:r>
         <w:rPr>
-          <w:color w:val="2A2A33"/>
+          <w:color w:val="141418"/>
           <w:sz w:val="22"/>
         </w:rPr>
         <w:t>Use the reverse formula to work out how much to save for a goal.</w:t>
@@ -4152,7 +4218,7 @@
       </w:pPr>
       <w:r>
         <w:rPr>
-          <w:color w:val="2A2A33"/>
+          <w:color w:val="141418"/>
           <w:sz w:val="22"/>
         </w:rPr>
         <w:t>Clear high-interest debt FIRST — it compounds against you faster than investments compound for you.</w:t>
@@ -4164,7 +4230,7 @@
       </w:pPr>
       <w:r>
         <w:rPr>
-          <w:color w:val="2A2A33"/>
+          <w:color w:val="141418"/>
           <w:sz w:val="22"/>
         </w:rPr>
         <w:t>Pair compounding with tax wrappers (ISA, SIPP, LISA) for double benefit.</w:t>
@@ -4187,7 +4253,7 @@
       </w:pPr>
       <w:r>
         <w:rPr>
-          <w:color w:val="2A2A33"/>
+          <w:color w:val="141418"/>
           <w:sz w:val="22"/>
         </w:rPr>
         <w:t>Day 1: Calculate what £100/month at 7% for YOUR remaining years to 65 would produce.</w:t>
@@ -4199,7 +4265,7 @@
       </w:pPr>
       <w:r>
         <w:rPr>
-          <w:color w:val="2A2A33"/>
+          <w:color w:val="141418"/>
           <w:sz w:val="22"/>
         </w:rPr>
         <w:t>Day 2: Open a Stocks &amp; Shares ISA if you don't have one (~10 minutes).</w:t>
@@ -4211,7 +4277,7 @@
       </w:pPr>
       <w:r>
         <w:rPr>
-          <w:color w:val="2A2A33"/>
+          <w:color w:val="141418"/>
           <w:sz w:val="22"/>
         </w:rPr>
         <w:t>Day 3: Set up a monthly direct debit — even £50 is a start.</w:t>
@@ -4223,7 +4289,7 @@
       </w:pPr>
       <w:r>
         <w:rPr>
-          <w:color w:val="2A2A33"/>
+          <w:color w:val="141418"/>
           <w:sz w:val="22"/>
         </w:rPr>
         <w:t>Day 4: Review any credit card debt above 15% APR — attack this first.</w:t>
@@ -4235,7 +4301,7 @@
       </w:pPr>
       <w:r>
         <w:rPr>
-          <w:color w:val="2A2A33"/>
+          <w:color w:val="141418"/>
           <w:sz w:val="22"/>
         </w:rPr>
         <w:t>Day 5: Pick an ACCUMULATION share class (re-invests dividends automatically).</w:t>
@@ -4247,7 +4313,7 @@
       </w:pPr>
       <w:r>
         <w:rPr>
-          <w:color w:val="2A2A33"/>
+          <w:color w:val="141418"/>
           <w:sz w:val="22"/>
         </w:rPr>
         <w:t>Day 6: Diarise a quarterly review to increase contributions as income rises.</w:t>
@@ -4259,7 +4325,7 @@
       </w:pPr>
       <w:r>
         <w:rPr>
-          <w:color w:val="2A2A33"/>
+          <w:color w:val="141418"/>
           <w:sz w:val="22"/>
         </w:rPr>
         <w:t>Day 7: Leave it alone. Seriously. The magic happens in the decades, not days.</w:t>
@@ -4272,9 +4338,9 @@
       <w:r>
         <w:rPr>
           <w:rFonts w:ascii="Montserrat" w:hAnsi="Montserrat" w:cs="Montserrat" w:eastAsia="Montserrat"/>
-          <w:b w:val="0"/>
+          <w:b/>
           <w:i w:val="0"/>
-          <w:color w:val="2A2A33"/>
+          <w:color w:val="141418"/>
           <w:sz w:val="22"/>
         </w:rPr>
         <w:t>Visit www.incomeonline.info for 199+ ways to grow the "invest more each month" side of the equation.</w:t>
@@ -4856,7 +4922,8 @@
     </w:pPr>
     <w:rPr>
       <w:rFonts w:ascii="Montserrat" w:hAnsi="Montserrat" w:cs="Montserrat" w:eastAsia="Montserrat"/>
-      <w:color w:val="2A2A33"/>
+      <w:b/>
+      <w:color w:val="141418"/>
       <w:sz w:val="22"/>
     </w:rPr>
   </w:style>
@@ -5391,6 +5458,7 @@
     </w:pPr>
     <w:rPr>
       <w:rFonts w:ascii="Montserrat" w:hAnsi="Montserrat" w:cs="Montserrat" w:eastAsia="Montserrat"/>
+      <w:b/>
     </w:rPr>
   </w:style>
   <w:style w:type="paragraph" w:styleId="ListBullet2">
@@ -5433,6 +5501,7 @@
     </w:pPr>
     <w:rPr>
       <w:rFonts w:ascii="Montserrat" w:hAnsi="Montserrat" w:cs="Montserrat" w:eastAsia="Montserrat"/>
+      <w:b/>
     </w:rPr>
   </w:style>
   <w:style w:type="paragraph" w:styleId="ListNumber2">
